--- a/MF0490_3 Gestión de servicios en el sistema informático/AMPLIACIONES/SEGURIDAD INFORMATICA/Ejercicios unidad 7/Ejercicios usando Squid en linux.docx
+++ b/MF0490_3 Gestión de servicios en el sistema informático/AMPLIACIONES/SEGURIDAD INFORMATICA/Ejercicios unidad 7/Ejercicios usando Squid en linux.docx
@@ -11,6 +11,11 @@
       </w:r>
     </w:p>
     <w:p>
+      <w:r>
+        <w:t>Squid es un servidor proxy</w:t>
+      </w:r>
+    </w:p>
+    <w:p>
       <w:pPr>
         <w:shd w:val="clear" w:color="auto" w:fill="C1E4F5" w:themeFill="accent1" w:themeFillTint="33"/>
         <w:rPr>
@@ -212,29 +217,7 @@
           <w:szCs w:val="28"/>
           <w:highlight w:val="yellow"/>
         </w:rPr>
-        <w:t xml:space="preserve">sudo systemctl </w:t>
-      </w:r>
-      <w:proofErr w:type="gramStart"/>
-      <w:r>
-        <w:rPr>
-          <w:b/>
-          <w:bCs/>
-          <w:sz w:val="28"/>
-          <w:szCs w:val="28"/>
-          <w:highlight w:val="yellow"/>
-        </w:rPr>
-        <w:t>status</w:t>
-      </w:r>
-      <w:proofErr w:type="gramEnd"/>
-      <w:r>
-        <w:rPr>
-          <w:b/>
-          <w:bCs/>
-          <w:sz w:val="28"/>
-          <w:szCs w:val="28"/>
-          <w:highlight w:val="yellow"/>
-        </w:rPr>
-        <w:t xml:space="preserve"> squid</w:t>
+        <w:t>sudo systemctl status squid</w:t>
       </w:r>
     </w:p>
     <w:p>
@@ -367,6 +350,7 @@
           <w:b/>
           <w:bCs/>
         </w:rPr>
+        <w:lastRenderedPageBreak/>
         <w:t>Permitir acceso desde tu red local (ejemplo 192.168.56.0/24 en VirtualBox):</w:t>
       </w:r>
     </w:p>
@@ -390,7 +374,6 @@
           <w:highlight w:val="yellow"/>
           <w:lang w:val="en-US"/>
         </w:rPr>
-        <w:lastRenderedPageBreak/>
         <w:t>acl red_local src 192.168.</w:t>
       </w:r>
       <w:r>
@@ -760,12 +743,12 @@
         <w:rPr>
           <w:lang w:val="en-US"/>
         </w:rPr>
+        <w:lastRenderedPageBreak/>
         <w:t>tail -f /var/log/squid/access.log</w:t>
       </w:r>
     </w:p>
     <w:p>
       <w:r>
-        <w:lastRenderedPageBreak/>
         <w:pict w14:anchorId="0BDE8F7F">
           <v:rect id="_x0000_i1029" style="width:0;height:1.5pt" o:hralign="center" o:hrstd="t" o:hr="t" fillcolor="#a0a0a0" stroked="f"/>
         </w:pict>

--- a/MF0490_3 Gestión de servicios en el sistema informático/AMPLIACIONES/SEGURIDAD INFORMATICA/Ejercicios unidad 7/Ejercicios usando Squid en linux.docx
+++ b/MF0490_3 Gestión de servicios en el sistema informático/AMPLIACIONES/SEGURIDAD INFORMATICA/Ejercicios unidad 7/Ejercicios usando Squid en linux.docx
@@ -429,6 +429,18 @@
           <w:bCs/>
           <w:sz w:val="28"/>
           <w:szCs w:val="28"/>
+          <w:highlight w:val="yellow"/>
+          <w:lang w:val="en-US"/>
+        </w:rPr>
+      </w:pPr>
+    </w:p>
+    <w:p>
+      <w:pPr>
+        <w:rPr>
+          <w:b/>
+          <w:bCs/>
+          <w:sz w:val="28"/>
+          <w:szCs w:val="28"/>
           <w:lang w:val="en-US"/>
         </w:rPr>
       </w:pPr>
@@ -441,6 +453,17 @@
           <w:highlight w:val="yellow"/>
           <w:lang w:val="en-US"/>
         </w:rPr>
+        <w:t xml:space="preserve">Esto no </w:t>
+      </w:r>
+      <w:r>
+        <w:rPr>
+          <w:b/>
+          <w:bCs/>
+          <w:sz w:val="28"/>
+          <w:szCs w:val="28"/>
+          <w:highlight w:val="yellow"/>
+          <w:lang w:val="en-US"/>
+        </w:rPr>
         <w:t>http_access deny all</w:t>
       </w:r>
     </w:p>
@@ -473,6 +496,32 @@
         <w:t>sudo systemctl restart squid</w:t>
       </w:r>
     </w:p>
+    <w:p/>
+    <w:p>
+      <w:r>
+        <w:t>En el caso de que no dejemos que puedan entrar en x.com</w:t>
+      </w:r>
+    </w:p>
+    <w:p/>
+    <w:p>
+      <w:pPr>
+        <w:rPr>
+          <w:lang w:val="en-GB"/>
+        </w:rPr>
+      </w:pPr>
+      <w:r>
+        <w:rPr>
+          <w:lang w:val="en-GB"/>
+        </w:rPr>
+        <w:t>acl x dstdomain .x.co</w:t>
+      </w:r>
+      <w:r>
+        <w:rPr>
+          <w:lang w:val="en-GB"/>
+        </w:rPr>
+        <w:t>m .f b.com</w:t>
+      </w:r>
+    </w:p>
     <w:p>
       <w:r>
         <w:pict w14:anchorId="427821D2">
@@ -654,6 +703,7 @@
           <w:b/>
           <w:bCs/>
         </w:rPr>
+        <w:lastRenderedPageBreak/>
         <w:t>Servidor proxy: 192.168.56.101:3128.</w:t>
       </w:r>
     </w:p>
@@ -743,7 +793,6 @@
         <w:rPr>
           <w:lang w:val="en-US"/>
         </w:rPr>
-        <w:lastRenderedPageBreak/>
         <w:t>tail -f /var/log/squid/access.log</w:t>
       </w:r>
     </w:p>
@@ -928,6 +977,7 @@
           <w:sz w:val="32"/>
           <w:szCs w:val="32"/>
         </w:rPr>
+        <w:lastRenderedPageBreak/>
         <w:drawing>
           <wp:inline distT="0" distB="0" distL="0" distR="0" wp14:anchorId="7B9A22C1" wp14:editId="5508D3BB">
             <wp:extent cx="5400040" cy="3358515"/>
@@ -1021,7 +1071,6 @@
           <w:sz w:val="32"/>
           <w:szCs w:val="32"/>
         </w:rPr>
-        <w:lastRenderedPageBreak/>
         <w:t>Ejercicios opcionales</w:t>
       </w:r>
     </w:p>
